--- a/2520030508_Practical/os-week-6.docx
+++ b/2520030508_Practical/os-week-6.docx
@@ -399,19 +399,21 @@
       </w:pPr>
       <w:r>
         <w:rPr>
-          <w:noProof/>
+          <w:sz w:val="24"/>
         </w:rPr>
         <w:drawing>
-          <wp:inline distT="0" distB="0" distL="0" distR="0" wp14:anchorId="75F23038" wp14:editId="6730B839">
-            <wp:extent cx="3238500" cy="5265420"/>
-            <wp:effectExtent l="0" t="0" r="0" b="0"/>
-            <wp:docPr id="86" name="Picture 86"/>
-            <wp:cNvGraphicFramePr/>
+          <wp:inline distT="0" distB="0" distL="0" distR="0" wp14:anchorId="08A78070" wp14:editId="64E2B90A">
+            <wp:extent cx="5944870" cy="6362065"/>
+            <wp:effectExtent l="0" t="0" r="0" b="635"/>
+            <wp:docPr id="586094969" name="Picture 1" descr="The image shows a code snippet in the nano text editor, featuring a C program that listens for SIGINT, SIGTERM, and SIGUSR1 signals, and reads data from a named pipe.&#10;&#10;AI-generated content may be incorrect."/>
+            <wp:cNvGraphicFramePr>
+              <a:graphicFrameLocks xmlns:a="http://schemas.openxmlformats.org/drawingml/2006/main" noChangeAspect="1"/>
+            </wp:cNvGraphicFramePr>
             <a:graphic xmlns:a="http://schemas.openxmlformats.org/drawingml/2006/main">
               <a:graphicData uri="http://schemas.openxmlformats.org/drawingml/2006/picture">
                 <pic:pic xmlns:pic="http://schemas.openxmlformats.org/drawingml/2006/picture">
                   <pic:nvPicPr>
-                    <pic:cNvPr id="86" name="Picture 86"/>
+                    <pic:cNvPr id="586094969" name="Picture 1" descr="The image shows a code snippet in the nano text editor, featuring a C program that listens for SIGINT, SIGTERM, and SIGUSR1 signals, and reads data from a named pipe.&#10;&#10;AI-generated content may be incorrect."/>
                     <pic:cNvPicPr/>
                   </pic:nvPicPr>
                   <pic:blipFill>
@@ -423,7 +425,7 @@
                   <pic:spPr>
                     <a:xfrm>
                       <a:off x="0" y="0"/>
-                      <a:ext cx="3238500" cy="5265420"/>
+                      <a:ext cx="5944870" cy="6362065"/>
                     </a:xfrm>
                     <a:prstGeom prst="rect">
                       <a:avLst/>
@@ -516,19 +518,24 @@
       </w:pPr>
       <w:r>
         <w:rPr>
-          <w:noProof/>
-        </w:rPr>
+          <w:rFonts w:ascii="Times New Roman" w:eastAsia="Times New Roman" w:hAnsi="Times New Roman" w:cs="Times New Roman"/>
+          <w:color w:val="333333"/>
+          <w:sz w:val="24"/>
+        </w:rPr>
+        <w:lastRenderedPageBreak/>
         <w:drawing>
-          <wp:inline distT="0" distB="0" distL="0" distR="0" wp14:anchorId="5318417E" wp14:editId="64954FFE">
-            <wp:extent cx="3101340" cy="1447800"/>
-            <wp:effectExtent l="0" t="0" r="0" b="0"/>
-            <wp:docPr id="88" name="Picture 88"/>
-            <wp:cNvGraphicFramePr/>
+          <wp:inline distT="0" distB="0" distL="0" distR="0" wp14:anchorId="63010CF3" wp14:editId="3A5ABD30">
+            <wp:extent cx="3970364" cy="2034716"/>
+            <wp:effectExtent l="0" t="0" r="0" b="3810"/>
+            <wp:docPr id="1705371108" name="Picture 1"/>
+            <wp:cNvGraphicFramePr>
+              <a:graphicFrameLocks xmlns:a="http://schemas.openxmlformats.org/drawingml/2006/main" noChangeAspect="1"/>
+            </wp:cNvGraphicFramePr>
             <a:graphic xmlns:a="http://schemas.openxmlformats.org/drawingml/2006/main">
               <a:graphicData uri="http://schemas.openxmlformats.org/drawingml/2006/picture">
                 <pic:pic xmlns:pic="http://schemas.openxmlformats.org/drawingml/2006/picture">
                   <pic:nvPicPr>
-                    <pic:cNvPr id="88" name="Picture 88"/>
+                    <pic:cNvPr id="1705371108" name=""/>
                     <pic:cNvPicPr/>
                   </pic:nvPicPr>
                   <pic:blipFill>
@@ -540,7 +547,7 @@
                   <pic:spPr>
                     <a:xfrm>
                       <a:off x="0" y="0"/>
-                      <a:ext cx="3101340" cy="1447800"/>
+                      <a:ext cx="3970364" cy="2034716"/>
                     </a:xfrm>
                     <a:prstGeom prst="rect">
                       <a:avLst/>
